--- a/2026年6月30日_3场预测.docx
+++ b/2026年6月30日_3场预测.docx
@@ -1226,12 +1226,13 @@
       <w:tr>
         <w:tc>
           <w:tcPr>
-            <w:tcW w:type="dxa" w:w="3784"/>
-            <w:vAlign w:val="center"/>
-          </w:tcPr>
-          <w:p>
-            <w:pPr>
-              <w:jc w:val="center"/>
+            <w:tcW w:type="dxa" w:w="15136"/>
+            <w:gridSpan w:val="4"/>
+            <w:vAlign w:val="center"/>
+          </w:tcPr>
+          <w:p>
+            <w:pPr>
+              <w:jc w:val="left"/>
             </w:pPr>
             <w:r/>
             <w:r>
@@ -1245,63 +1246,6 @@
             </w:r>
           </w:p>
         </w:tc>
-        <w:tc>
-          <w:tcPr>
-            <w:tcW w:type="dxa" w:w="3784"/>
-            <w:vAlign w:val="center"/>
-          </w:tcPr>
-          <w:p>
-            <w:pPr>
-              <w:jc w:val="center"/>
-            </w:pPr>
-            <w:r/>
-            <w:r>
-              <w:rPr>
-                <w:rFonts w:ascii="微软雅黑" w:hAnsi="微软雅黑" w:eastAsia="微软雅黑"/>
-                <w:b w:val="0"/>
-                <w:sz w:val="18"/>
-              </w:rPr>
-            </w:r>
-          </w:p>
-        </w:tc>
-        <w:tc>
-          <w:tcPr>
-            <w:tcW w:type="dxa" w:w="3784"/>
-            <w:vAlign w:val="center"/>
-          </w:tcPr>
-          <w:p>
-            <w:pPr>
-              <w:jc w:val="center"/>
-            </w:pPr>
-            <w:r/>
-            <w:r>
-              <w:rPr>
-                <w:rFonts w:ascii="微软雅黑" w:hAnsi="微软雅黑" w:eastAsia="微软雅黑"/>
-                <w:b w:val="0"/>
-                <w:sz w:val="18"/>
-              </w:rPr>
-            </w:r>
-          </w:p>
-        </w:tc>
-        <w:tc>
-          <w:tcPr>
-            <w:tcW w:type="dxa" w:w="3784"/>
-            <w:vAlign w:val="center"/>
-          </w:tcPr>
-          <w:p>
-            <w:pPr>
-              <w:jc w:val="center"/>
-            </w:pPr>
-            <w:r/>
-            <w:r>
-              <w:rPr>
-                <w:rFonts w:ascii="微软雅黑" w:hAnsi="微软雅黑" w:eastAsia="微软雅黑"/>
-                <w:b w:val="0"/>
-                <w:sz w:val="18"/>
-              </w:rPr>
-            </w:r>
-          </w:p>
-        </w:tc>
       </w:tr>
       <w:tr>
         <w:tc>
@@ -1507,12 +1451,13 @@
       <w:tr>
         <w:tc>
           <w:tcPr>
-            <w:tcW w:type="dxa" w:w="3784"/>
-            <w:vAlign w:val="center"/>
-          </w:tcPr>
-          <w:p>
-            <w:pPr>
-              <w:jc w:val="center"/>
+            <w:tcW w:type="dxa" w:w="15136"/>
+            <w:gridSpan w:val="4"/>
+            <w:vAlign w:val="center"/>
+          </w:tcPr>
+          <w:p>
+            <w:pPr>
+              <w:jc w:val="left"/>
             </w:pPr>
             <w:r/>
             <w:r>
@@ -1523,63 +1468,6 @@
                 <w:sz w:val="18"/>
               </w:rPr>
               <w:t>日本 (F组第2, 5分, +4GD)</w:t>
-            </w:r>
-          </w:p>
-        </w:tc>
-        <w:tc>
-          <w:tcPr>
-            <w:tcW w:type="dxa" w:w="3784"/>
-            <w:vAlign w:val="center"/>
-          </w:tcPr>
-          <w:p>
-            <w:pPr>
-              <w:jc w:val="center"/>
-            </w:pPr>
-            <w:r/>
-            <w:r>
-              <w:rPr>
-                <w:rFonts w:ascii="微软雅黑" w:hAnsi="微软雅黑" w:eastAsia="微软雅黑"/>
-                <w:b w:val="0"/>
-                <w:sz w:val="18"/>
-              </w:rPr>
-            </w:r>
-          </w:p>
-        </w:tc>
-        <w:tc>
-          <w:tcPr>
-            <w:tcW w:type="dxa" w:w="3784"/>
-            <w:vAlign w:val="center"/>
-          </w:tcPr>
-          <w:p>
-            <w:pPr>
-              <w:jc w:val="center"/>
-            </w:pPr>
-            <w:r/>
-            <w:r>
-              <w:rPr>
-                <w:rFonts w:ascii="微软雅黑" w:hAnsi="微软雅黑" w:eastAsia="微软雅黑"/>
-                <w:b w:val="0"/>
-                <w:sz w:val="18"/>
-              </w:rPr>
-            </w:r>
-          </w:p>
-        </w:tc>
-        <w:tc>
-          <w:tcPr>
-            <w:tcW w:type="dxa" w:w="3784"/>
-            <w:vAlign w:val="center"/>
-          </w:tcPr>
-          <w:p>
-            <w:pPr>
-              <w:jc w:val="center"/>
-            </w:pPr>
-            <w:r/>
-            <w:r>
-              <w:rPr>
-                <w:rFonts w:ascii="微软雅黑" w:hAnsi="微软雅黑" w:eastAsia="微软雅黑"/>
-                <w:b w:val="0"/>
-                <w:sz w:val="18"/>
-              </w:rPr>
             </w:r>
           </w:p>
         </w:tc>
@@ -3755,12 +3643,13 @@
       <w:tr>
         <w:tc>
           <w:tcPr>
-            <w:tcW w:type="dxa" w:w="3784"/>
-            <w:vAlign w:val="center"/>
-          </w:tcPr>
-          <w:p>
-            <w:pPr>
-              <w:jc w:val="center"/>
+            <w:tcW w:type="dxa" w:w="15136"/>
+            <w:gridSpan w:val="4"/>
+            <w:vAlign w:val="center"/>
+          </w:tcPr>
+          <w:p>
+            <w:pPr>
+              <w:jc w:val="left"/>
             </w:pPr>
             <w:r/>
             <w:r>
@@ -3774,63 +3663,6 @@
             </w:r>
           </w:p>
         </w:tc>
-        <w:tc>
-          <w:tcPr>
-            <w:tcW w:type="dxa" w:w="3784"/>
-            <w:vAlign w:val="center"/>
-          </w:tcPr>
-          <w:p>
-            <w:pPr>
-              <w:jc w:val="center"/>
-            </w:pPr>
-            <w:r/>
-            <w:r>
-              <w:rPr>
-                <w:rFonts w:ascii="微软雅黑" w:hAnsi="微软雅黑" w:eastAsia="微软雅黑"/>
-                <w:b w:val="0"/>
-                <w:sz w:val="18"/>
-              </w:rPr>
-            </w:r>
-          </w:p>
-        </w:tc>
-        <w:tc>
-          <w:tcPr>
-            <w:tcW w:type="dxa" w:w="3784"/>
-            <w:vAlign w:val="center"/>
-          </w:tcPr>
-          <w:p>
-            <w:pPr>
-              <w:jc w:val="center"/>
-            </w:pPr>
-            <w:r/>
-            <w:r>
-              <w:rPr>
-                <w:rFonts w:ascii="微软雅黑" w:hAnsi="微软雅黑" w:eastAsia="微软雅黑"/>
-                <w:b w:val="0"/>
-                <w:sz w:val="18"/>
-              </w:rPr>
-            </w:r>
-          </w:p>
-        </w:tc>
-        <w:tc>
-          <w:tcPr>
-            <w:tcW w:type="dxa" w:w="3784"/>
-            <w:vAlign w:val="center"/>
-          </w:tcPr>
-          <w:p>
-            <w:pPr>
-              <w:jc w:val="center"/>
-            </w:pPr>
-            <w:r/>
-            <w:r>
-              <w:rPr>
-                <w:rFonts w:ascii="微软雅黑" w:hAnsi="微软雅黑" w:eastAsia="微软雅黑"/>
-                <w:b w:val="0"/>
-                <w:sz w:val="18"/>
-              </w:rPr>
-            </w:r>
-          </w:p>
-        </w:tc>
       </w:tr>
       <w:tr>
         <w:tc>
@@ -4036,12 +3868,13 @@
       <w:tr>
         <w:tc>
           <w:tcPr>
-            <w:tcW w:type="dxa" w:w="3784"/>
-            <w:vAlign w:val="center"/>
-          </w:tcPr>
-          <w:p>
-            <w:pPr>
-              <w:jc w:val="center"/>
+            <w:tcW w:type="dxa" w:w="15136"/>
+            <w:gridSpan w:val="4"/>
+            <w:vAlign w:val="center"/>
+          </w:tcPr>
+          <w:p>
+            <w:pPr>
+              <w:jc w:val="left"/>
             </w:pPr>
             <w:r/>
             <w:r>
@@ -4052,63 +3885,6 @@
                 <w:sz w:val="18"/>
               </w:rPr>
               <w:t>巴拉圭 (D组第3, 4分, -2GD)</w:t>
-            </w:r>
-          </w:p>
-        </w:tc>
-        <w:tc>
-          <w:tcPr>
-            <w:tcW w:type="dxa" w:w="3784"/>
-            <w:vAlign w:val="center"/>
-          </w:tcPr>
-          <w:p>
-            <w:pPr>
-              <w:jc w:val="center"/>
-            </w:pPr>
-            <w:r/>
-            <w:r>
-              <w:rPr>
-                <w:rFonts w:ascii="微软雅黑" w:hAnsi="微软雅黑" w:eastAsia="微软雅黑"/>
-                <w:b w:val="0"/>
-                <w:sz w:val="18"/>
-              </w:rPr>
-            </w:r>
-          </w:p>
-        </w:tc>
-        <w:tc>
-          <w:tcPr>
-            <w:tcW w:type="dxa" w:w="3784"/>
-            <w:vAlign w:val="center"/>
-          </w:tcPr>
-          <w:p>
-            <w:pPr>
-              <w:jc w:val="center"/>
-            </w:pPr>
-            <w:r/>
-            <w:r>
-              <w:rPr>
-                <w:rFonts w:ascii="微软雅黑" w:hAnsi="微软雅黑" w:eastAsia="微软雅黑"/>
-                <w:b w:val="0"/>
-                <w:sz w:val="18"/>
-              </w:rPr>
-            </w:r>
-          </w:p>
-        </w:tc>
-        <w:tc>
-          <w:tcPr>
-            <w:tcW w:type="dxa" w:w="3784"/>
-            <w:vAlign w:val="center"/>
-          </w:tcPr>
-          <w:p>
-            <w:pPr>
-              <w:jc w:val="center"/>
-            </w:pPr>
-            <w:r/>
-            <w:r>
-              <w:rPr>
-                <w:rFonts w:ascii="微软雅黑" w:hAnsi="微软雅黑" w:eastAsia="微软雅黑"/>
-                <w:b w:val="0"/>
-                <w:sz w:val="18"/>
-              </w:rPr>
             </w:r>
           </w:p>
         </w:tc>
@@ -6222,12 +5998,13 @@
       <w:tr>
         <w:tc>
           <w:tcPr>
-            <w:tcW w:type="dxa" w:w="3784"/>
-            <w:vAlign w:val="center"/>
-          </w:tcPr>
-          <w:p>
-            <w:pPr>
-              <w:jc w:val="center"/>
+            <w:tcW w:type="dxa" w:w="15136"/>
+            <w:gridSpan w:val="4"/>
+            <w:vAlign w:val="center"/>
+          </w:tcPr>
+          <w:p>
+            <w:pPr>
+              <w:jc w:val="left"/>
             </w:pPr>
             <w:r/>
             <w:r>
@@ -6241,63 +6018,6 @@
             </w:r>
           </w:p>
         </w:tc>
-        <w:tc>
-          <w:tcPr>
-            <w:tcW w:type="dxa" w:w="3784"/>
-            <w:vAlign w:val="center"/>
-          </w:tcPr>
-          <w:p>
-            <w:pPr>
-              <w:jc w:val="center"/>
-            </w:pPr>
-            <w:r/>
-            <w:r>
-              <w:rPr>
-                <w:rFonts w:ascii="微软雅黑" w:hAnsi="微软雅黑" w:eastAsia="微软雅黑"/>
-                <w:b w:val="0"/>
-                <w:sz w:val="18"/>
-              </w:rPr>
-            </w:r>
-          </w:p>
-        </w:tc>
-        <w:tc>
-          <w:tcPr>
-            <w:tcW w:type="dxa" w:w="3784"/>
-            <w:vAlign w:val="center"/>
-          </w:tcPr>
-          <w:p>
-            <w:pPr>
-              <w:jc w:val="center"/>
-            </w:pPr>
-            <w:r/>
-            <w:r>
-              <w:rPr>
-                <w:rFonts w:ascii="微软雅黑" w:hAnsi="微软雅黑" w:eastAsia="微软雅黑"/>
-                <w:b w:val="0"/>
-                <w:sz w:val="18"/>
-              </w:rPr>
-            </w:r>
-          </w:p>
-        </w:tc>
-        <w:tc>
-          <w:tcPr>
-            <w:tcW w:type="dxa" w:w="3784"/>
-            <w:vAlign w:val="center"/>
-          </w:tcPr>
-          <w:p>
-            <w:pPr>
-              <w:jc w:val="center"/>
-            </w:pPr>
-            <w:r/>
-            <w:r>
-              <w:rPr>
-                <w:rFonts w:ascii="微软雅黑" w:hAnsi="微软雅黑" w:eastAsia="微软雅黑"/>
-                <w:b w:val="0"/>
-                <w:sz w:val="18"/>
-              </w:rPr>
-            </w:r>
-          </w:p>
-        </w:tc>
       </w:tr>
       <w:tr>
         <w:tc>
@@ -6503,12 +6223,13 @@
       <w:tr>
         <w:tc>
           <w:tcPr>
-            <w:tcW w:type="dxa" w:w="3784"/>
-            <w:vAlign w:val="center"/>
-          </w:tcPr>
-          <w:p>
-            <w:pPr>
-              <w:jc w:val="center"/>
+            <w:tcW w:type="dxa" w:w="15136"/>
+            <w:gridSpan w:val="4"/>
+            <w:vAlign w:val="center"/>
+          </w:tcPr>
+          <w:p>
+            <w:pPr>
+              <w:jc w:val="left"/>
             </w:pPr>
             <w:r/>
             <w:r>
@@ -6519,63 +6240,6 @@
                 <w:sz w:val="18"/>
               </w:rPr>
               <w:t>摩洛哥 (C组第2, 7分, +3GD)</w:t>
-            </w:r>
-          </w:p>
-        </w:tc>
-        <w:tc>
-          <w:tcPr>
-            <w:tcW w:type="dxa" w:w="3784"/>
-            <w:vAlign w:val="center"/>
-          </w:tcPr>
-          <w:p>
-            <w:pPr>
-              <w:jc w:val="center"/>
-            </w:pPr>
-            <w:r/>
-            <w:r>
-              <w:rPr>
-                <w:rFonts w:ascii="微软雅黑" w:hAnsi="微软雅黑" w:eastAsia="微软雅黑"/>
-                <w:b w:val="0"/>
-                <w:sz w:val="18"/>
-              </w:rPr>
-            </w:r>
-          </w:p>
-        </w:tc>
-        <w:tc>
-          <w:tcPr>
-            <w:tcW w:type="dxa" w:w="3784"/>
-            <w:vAlign w:val="center"/>
-          </w:tcPr>
-          <w:p>
-            <w:pPr>
-              <w:jc w:val="center"/>
-            </w:pPr>
-            <w:r/>
-            <w:r>
-              <w:rPr>
-                <w:rFonts w:ascii="微软雅黑" w:hAnsi="微软雅黑" w:eastAsia="微软雅黑"/>
-                <w:b w:val="0"/>
-                <w:sz w:val="18"/>
-              </w:rPr>
-            </w:r>
-          </w:p>
-        </w:tc>
-        <w:tc>
-          <w:tcPr>
-            <w:tcW w:type="dxa" w:w="3784"/>
-            <w:vAlign w:val="center"/>
-          </w:tcPr>
-          <w:p>
-            <w:pPr>
-              <w:jc w:val="center"/>
-            </w:pPr>
-            <w:r/>
-            <w:r>
-              <w:rPr>
-                <w:rFonts w:ascii="微软雅黑" w:hAnsi="微软雅黑" w:eastAsia="微软雅黑"/>
-                <w:b w:val="0"/>
-                <w:sz w:val="18"/>
-              </w:rPr>
             </w:r>
           </w:p>
         </w:tc>

--- a/2026年6月30日_3场预测.docx
+++ b/2026年6月30日_3场预测.docx
@@ -1264,7 +1264,6 @@
                 <w:rFonts w:ascii="微软雅黑" w:hAnsi="微软雅黑" w:eastAsia="微软雅黑"/>
                 <w:sz w:val="18"/>
               </w:rPr>
-              <w:t>摩洛哥</w:t>
             </w:r>
           </w:p>
         </w:tc>
@@ -1284,7 +1283,7 @@
                 <w:rFonts w:ascii="微软雅黑" w:hAnsi="微软雅黑" w:eastAsia="微软雅黑"/>
                 <w:sz w:val="18"/>
               </w:rPr>
-              <w:t>1-1</w:t>
+              <w:t>摩洛哥</w:t>
             </w:r>
           </w:p>
         </w:tc>
@@ -1304,15 +1303,29 @@
                 <w:rFonts w:ascii="微软雅黑" w:hAnsi="微软雅黑" w:eastAsia="微软雅黑"/>
                 <w:sz w:val="18"/>
               </w:rPr>
+              <w:t>1-1</w:t>
+            </w:r>
+          </w:p>
+        </w:tc>
+        <w:tc>
+          <w:tcPr>
+            <w:tcW w:type="dxa" w:w="3784"/>
+            <w:shd w:fill="F2F2F2"/>
+            <w:vAlign w:val="center"/>
+          </w:tcPr>
+          <w:p>
+            <w:pPr>
+              <w:jc w:val="center"/>
+            </w:pPr>
+            <w:r/>
+            <w:r>
+              <w:rPr>
+                <w:rFonts w:ascii="微软雅黑" w:hAnsi="微软雅黑" w:eastAsia="微软雅黑"/>
+                <w:sz w:val="18"/>
+              </w:rPr>
               <w:t>维尼修斯进球</w:t>
             </w:r>
           </w:p>
-        </w:tc>
-        <w:tc>
-          <w:tcPr>
-            <w:tcW w:type="dxa" w:w="3784"/>
-          </w:tcPr>
-          <w:p/>
         </w:tc>
       </w:tr>
       <w:tr>
@@ -1331,6 +1344,24 @@
                 <w:rFonts w:ascii="微软雅黑" w:hAnsi="微软雅黑" w:eastAsia="微软雅黑"/>
                 <w:sz w:val="18"/>
               </w:rPr>
+            </w:r>
+          </w:p>
+        </w:tc>
+        <w:tc>
+          <w:tcPr>
+            <w:tcW w:type="dxa" w:w="3784"/>
+            <w:vAlign w:val="center"/>
+          </w:tcPr>
+          <w:p>
+            <w:pPr>
+              <w:jc w:val="center"/>
+            </w:pPr>
+            <w:r/>
+            <w:r>
+              <w:rPr>
+                <w:rFonts w:ascii="微软雅黑" w:hAnsi="微软雅黑" w:eastAsia="微软雅黑"/>
+                <w:sz w:val="18"/>
+              </w:rPr>
               <w:t>海地</w:t>
             </w:r>
           </w:p>
@@ -1372,12 +1403,6 @@
               <w:t>库尼亚+维尼修斯主导</w:t>
             </w:r>
           </w:p>
-        </w:tc>
-        <w:tc>
-          <w:tcPr>
-            <w:tcW w:type="dxa" w:w="3784"/>
-          </w:tcPr>
-          <w:p/>
         </w:tc>
       </w:tr>
       <w:tr>
@@ -1397,7 +1422,6 @@
                 <w:rFonts w:ascii="微软雅黑" w:hAnsi="微软雅黑" w:eastAsia="微软雅黑"/>
                 <w:sz w:val="18"/>
               </w:rPr>
-              <w:t>苏格兰</w:t>
             </w:r>
           </w:p>
         </w:tc>
@@ -1417,7 +1441,7 @@
                 <w:rFonts w:ascii="微软雅黑" w:hAnsi="微软雅黑" w:eastAsia="微软雅黑"/>
                 <w:sz w:val="18"/>
               </w:rPr>
-              <w:t>3-0</w:t>
+              <w:t>苏格兰</w:t>
             </w:r>
           </w:p>
         </w:tc>
@@ -1437,15 +1461,29 @@
                 <w:rFonts w:ascii="微软雅黑" w:hAnsi="微软雅黑" w:eastAsia="微软雅黑"/>
                 <w:sz w:val="18"/>
               </w:rPr>
+              <w:t>3-0</w:t>
+            </w:r>
+          </w:p>
+        </w:tc>
+        <w:tc>
+          <w:tcPr>
+            <w:tcW w:type="dxa" w:w="3784"/>
+            <w:shd w:fill="F2F2F2"/>
+            <w:vAlign w:val="center"/>
+          </w:tcPr>
+          <w:p>
+            <w:pPr>
+              <w:jc w:val="center"/>
+            </w:pPr>
+            <w:r/>
+            <w:r>
+              <w:rPr>
+                <w:rFonts w:ascii="微软雅黑" w:hAnsi="微软雅黑" w:eastAsia="微软雅黑"/>
+                <w:sz w:val="18"/>
+              </w:rPr>
               <w:t>维尼修斯3.06xG创世界杯单场纪录</w:t>
             </w:r>
           </w:p>
-        </w:tc>
-        <w:tc>
-          <w:tcPr>
-            <w:tcW w:type="dxa" w:w="3784"/>
-          </w:tcPr>
-          <w:p/>
         </w:tc>
       </w:tr>
       <w:tr>
@@ -1489,7 +1527,6 @@
                 <w:rFonts w:ascii="微软雅黑" w:hAnsi="微软雅黑" w:eastAsia="微软雅黑"/>
                 <w:sz w:val="18"/>
               </w:rPr>
-              <w:t>荷兰</w:t>
             </w:r>
           </w:p>
         </w:tc>
@@ -1509,7 +1546,7 @@
                 <w:rFonts w:ascii="微软雅黑" w:hAnsi="微软雅黑" w:eastAsia="微软雅黑"/>
                 <w:sz w:val="18"/>
               </w:rPr>
-              <w:t>2-2</w:t>
+              <w:t>荷兰</w:t>
             </w:r>
           </w:p>
         </w:tc>
@@ -1529,15 +1566,29 @@
                 <w:rFonts w:ascii="微软雅黑" w:hAnsi="微软雅黑" w:eastAsia="微软雅黑"/>
                 <w:sz w:val="18"/>
               </w:rPr>
+              <w:t>2-2</w:t>
+            </w:r>
+          </w:p>
+        </w:tc>
+        <w:tc>
+          <w:tcPr>
+            <w:tcW w:type="dxa" w:w="3784"/>
+            <w:shd w:fill="F2F2F2"/>
+            <w:vAlign w:val="center"/>
+          </w:tcPr>
+          <w:p>
+            <w:pPr>
+              <w:jc w:val="center"/>
+            </w:pPr>
+            <w:r/>
+            <w:r>
+              <w:rPr>
+                <w:rFonts w:ascii="微软雅黑" w:hAnsi="微软雅黑" w:eastAsia="微软雅黑"/>
+                <w:sz w:val="18"/>
+              </w:rPr>
               <w:t>两次落后两次扳平</w:t>
             </w:r>
           </w:p>
-        </w:tc>
-        <w:tc>
-          <w:tcPr>
-            <w:tcW w:type="dxa" w:w="3784"/>
-          </w:tcPr>
-          <w:p/>
         </w:tc>
       </w:tr>
       <w:tr>
@@ -1556,6 +1607,24 @@
                 <w:rFonts w:ascii="微软雅黑" w:hAnsi="微软雅黑" w:eastAsia="微软雅黑"/>
                 <w:sz w:val="18"/>
               </w:rPr>
+            </w:r>
+          </w:p>
+        </w:tc>
+        <w:tc>
+          <w:tcPr>
+            <w:tcW w:type="dxa" w:w="3784"/>
+            <w:vAlign w:val="center"/>
+          </w:tcPr>
+          <w:p>
+            <w:pPr>
+              <w:jc w:val="center"/>
+            </w:pPr>
+            <w:r/>
+            <w:r>
+              <w:rPr>
+                <w:rFonts w:ascii="微软雅黑" w:hAnsi="微软雅黑" w:eastAsia="微软雅黑"/>
+                <w:sz w:val="18"/>
+              </w:rPr>
               <w:t>突尼斯</w:t>
             </w:r>
           </w:p>
@@ -1597,12 +1666,6 @@
               <w:t>小组赛第二场</w:t>
             </w:r>
           </w:p>
-        </w:tc>
-        <w:tc>
-          <w:tcPr>
-            <w:tcW w:type="dxa" w:w="3784"/>
-          </w:tcPr>
-          <w:p/>
         </w:tc>
       </w:tr>
       <w:tr>
@@ -1622,7 +1685,6 @@
                 <w:rFonts w:ascii="微软雅黑" w:hAnsi="微软雅黑" w:eastAsia="微软雅黑"/>
                 <w:sz w:val="18"/>
               </w:rPr>
-              <w:t>瑞典</w:t>
             </w:r>
           </w:p>
         </w:tc>
@@ -1642,7 +1704,7 @@
                 <w:rFonts w:ascii="微软雅黑" w:hAnsi="微软雅黑" w:eastAsia="微软雅黑"/>
                 <w:sz w:val="18"/>
               </w:rPr>
-              <w:t>1-1</w:t>
+              <w:t>瑞典</w:t>
             </w:r>
           </w:p>
         </w:tc>
@@ -1662,15 +1724,29 @@
                 <w:rFonts w:ascii="微软雅黑" w:hAnsi="微软雅黑" w:eastAsia="微软雅黑"/>
                 <w:sz w:val="18"/>
               </w:rPr>
+              <w:t>1-1</w:t>
+            </w:r>
+          </w:p>
+        </w:tc>
+        <w:tc>
+          <w:tcPr>
+            <w:tcW w:type="dxa" w:w="3784"/>
+            <w:shd w:fill="F2F2F2"/>
+            <w:vAlign w:val="center"/>
+          </w:tcPr>
+          <w:p>
+            <w:pPr>
+              <w:jc w:val="center"/>
+            </w:pPr>
+            <w:r/>
+            <w:r>
+              <w:rPr>
+                <w:rFonts w:ascii="微软雅黑" w:hAnsi="微软雅黑" w:eastAsia="微软雅黑"/>
+                <w:sz w:val="18"/>
+              </w:rPr>
               <w:t>铃木彩艳关键扑救保住第二</w:t>
             </w:r>
           </w:p>
-        </w:tc>
-        <w:tc>
-          <w:tcPr>
-            <w:tcW w:type="dxa" w:w="3784"/>
-          </w:tcPr>
-          <w:p/>
         </w:tc>
       </w:tr>
       <w:tr>
@@ -3681,7 +3757,6 @@
                 <w:rFonts w:ascii="微软雅黑" w:hAnsi="微软雅黑" w:eastAsia="微软雅黑"/>
                 <w:sz w:val="18"/>
               </w:rPr>
-              <w:t>库拉索</w:t>
             </w:r>
           </w:p>
         </w:tc>
@@ -3701,7 +3776,7 @@
                 <w:rFonts w:ascii="微软雅黑" w:hAnsi="微软雅黑" w:eastAsia="微软雅黑"/>
                 <w:sz w:val="18"/>
               </w:rPr>
-              <w:t>7-1</w:t>
+              <w:t>库拉索</w:t>
             </w:r>
           </w:p>
         </w:tc>
@@ -3721,15 +3796,29 @@
                 <w:rFonts w:ascii="微软雅黑" w:hAnsi="微软雅黑" w:eastAsia="微软雅黑"/>
                 <w:sz w:val="18"/>
               </w:rPr>
+              <w:t>7-1</w:t>
+            </w:r>
+          </w:p>
+        </w:tc>
+        <w:tc>
+          <w:tcPr>
+            <w:tcW w:type="dxa" w:w="3784"/>
+            <w:shd w:fill="F2F2F2"/>
+            <w:vAlign w:val="center"/>
+          </w:tcPr>
+          <w:p>
+            <w:pPr>
+              <w:jc w:val="center"/>
+            </w:pPr>
+            <w:r/>
+            <w:r>
+              <w:rPr>
+                <w:rFonts w:ascii="微软雅黑" w:hAnsi="微软雅黑" w:eastAsia="微软雅黑"/>
+                <w:sz w:val="18"/>
+              </w:rPr>
               <w:t>穆西亚拉+维尔茨双双建功</w:t>
             </w:r>
           </w:p>
-        </w:tc>
-        <w:tc>
-          <w:tcPr>
-            <w:tcW w:type="dxa" w:w="3784"/>
-          </w:tcPr>
-          <w:p/>
         </w:tc>
       </w:tr>
       <w:tr>
@@ -3748,6 +3837,24 @@
                 <w:rFonts w:ascii="微软雅黑" w:hAnsi="微软雅黑" w:eastAsia="微软雅黑"/>
                 <w:sz w:val="18"/>
               </w:rPr>
+            </w:r>
+          </w:p>
+        </w:tc>
+        <w:tc>
+          <w:tcPr>
+            <w:tcW w:type="dxa" w:w="3784"/>
+            <w:vAlign w:val="center"/>
+          </w:tcPr>
+          <w:p>
+            <w:pPr>
+              <w:jc w:val="center"/>
+            </w:pPr>
+            <w:r/>
+            <w:r>
+              <w:rPr>
+                <w:rFonts w:ascii="微软雅黑" w:hAnsi="微软雅黑" w:eastAsia="微软雅黑"/>
+                <w:sz w:val="18"/>
+              </w:rPr>
               <w:t>科特迪瓦</w:t>
             </w:r>
           </w:p>
@@ -3789,12 +3896,6 @@
               <w:t>险胜, 防线暴露问题</w:t>
             </w:r>
           </w:p>
-        </w:tc>
-        <w:tc>
-          <w:tcPr>
-            <w:tcW w:type="dxa" w:w="3784"/>
-          </w:tcPr>
-          <w:p/>
         </w:tc>
       </w:tr>
       <w:tr>
@@ -3814,7 +3915,6 @@
                 <w:rFonts w:ascii="微软雅黑" w:hAnsi="微软雅黑" w:eastAsia="微软雅黑"/>
                 <w:sz w:val="18"/>
               </w:rPr>
-              <w:t>厄瓜多尔</w:t>
             </w:r>
           </w:p>
         </w:tc>
@@ -3834,7 +3934,7 @@
                 <w:rFonts w:ascii="微软雅黑" w:hAnsi="微软雅黑" w:eastAsia="微软雅黑"/>
                 <w:sz w:val="18"/>
               </w:rPr>
-              <w:t>1-2</w:t>
+              <w:t>厄瓜多尔</w:t>
             </w:r>
           </w:p>
         </w:tc>
@@ -3854,15 +3954,29 @@
                 <w:rFonts w:ascii="微软雅黑" w:hAnsi="微软雅黑" w:eastAsia="微软雅黑"/>
                 <w:sz w:val="18"/>
               </w:rPr>
+              <w:t>1-2</w:t>
+            </w:r>
+          </w:p>
+        </w:tc>
+        <w:tc>
+          <w:tcPr>
+            <w:tcW w:type="dxa" w:w="3784"/>
+            <w:shd w:fill="F2F2F2"/>
+            <w:vAlign w:val="center"/>
+          </w:tcPr>
+          <w:p>
+            <w:pPr>
+              <w:jc w:val="center"/>
+            </w:pPr>
+            <w:r/>
+            <w:r>
+              <w:rPr>
+                <w:rFonts w:ascii="微软雅黑" w:hAnsi="微软雅黑" w:eastAsia="微软雅黑"/>
+                <w:sz w:val="18"/>
+              </w:rPr>
               <w:t>失利! 防线混乱, 进攻哑火</w:t>
             </w:r>
           </w:p>
-        </w:tc>
-        <w:tc>
-          <w:tcPr>
-            <w:tcW w:type="dxa" w:w="3784"/>
-          </w:tcPr>
-          <w:p/>
         </w:tc>
       </w:tr>
       <w:tr>
@@ -3906,7 +4020,6 @@
                 <w:rFonts w:ascii="微软雅黑" w:hAnsi="微软雅黑" w:eastAsia="微软雅黑"/>
                 <w:sz w:val="18"/>
               </w:rPr>
-              <w:t>美国</w:t>
             </w:r>
           </w:p>
         </w:tc>
@@ -3926,7 +4039,7 @@
                 <w:rFonts w:ascii="微软雅黑" w:hAnsi="微软雅黑" w:eastAsia="微软雅黑"/>
                 <w:sz w:val="18"/>
               </w:rPr>
-              <w:t>负</w:t>
+              <w:t>美国</w:t>
             </w:r>
           </w:p>
         </w:tc>
@@ -3946,15 +4059,29 @@
                 <w:rFonts w:ascii="微软雅黑" w:hAnsi="微软雅黑" w:eastAsia="微软雅黑"/>
                 <w:sz w:val="18"/>
               </w:rPr>
+              <w:t>负</w:t>
+            </w:r>
+          </w:p>
+        </w:tc>
+        <w:tc>
+          <w:tcPr>
+            <w:tcW w:type="dxa" w:w="3784"/>
+            <w:shd w:fill="F2F2F2"/>
+            <w:vAlign w:val="center"/>
+          </w:tcPr>
+          <w:p>
+            <w:pPr>
+              <w:jc w:val="center"/>
+            </w:pPr>
+            <w:r/>
+            <w:r>
+              <w:rPr>
+                <w:rFonts w:ascii="微软雅黑" w:hAnsi="微软雅黑" w:eastAsia="微软雅黑"/>
+                <w:sz w:val="18"/>
+              </w:rPr>
               <w:t>小组赛揭幕战</w:t>
             </w:r>
           </w:p>
-        </w:tc>
-        <w:tc>
-          <w:tcPr>
-            <w:tcW w:type="dxa" w:w="3784"/>
-          </w:tcPr>
-          <w:p/>
         </w:tc>
       </w:tr>
       <w:tr>
@@ -3973,6 +4100,24 @@
                 <w:rFonts w:ascii="微软雅黑" w:hAnsi="微软雅黑" w:eastAsia="微软雅黑"/>
                 <w:sz w:val="18"/>
               </w:rPr>
+            </w:r>
+          </w:p>
+        </w:tc>
+        <w:tc>
+          <w:tcPr>
+            <w:tcW w:type="dxa" w:w="3784"/>
+            <w:vAlign w:val="center"/>
+          </w:tcPr>
+          <w:p>
+            <w:pPr>
+              <w:jc w:val="center"/>
+            </w:pPr>
+            <w:r/>
+            <w:r>
+              <w:rPr>
+                <w:rFonts w:ascii="微软雅黑" w:hAnsi="微软雅黑" w:eastAsia="微软雅黑"/>
+                <w:sz w:val="18"/>
+              </w:rPr>
               <w:t>土耳其</w:t>
             </w:r>
           </w:p>
@@ -4014,12 +4159,6 @@
               <w:t>关键胜利</w:t>
             </w:r>
           </w:p>
-        </w:tc>
-        <w:tc>
-          <w:tcPr>
-            <w:tcW w:type="dxa" w:w="3784"/>
-          </w:tcPr>
-          <w:p/>
         </w:tc>
       </w:tr>
       <w:tr>
@@ -4039,7 +4178,6 @@
                 <w:rFonts w:ascii="微软雅黑" w:hAnsi="微软雅黑" w:eastAsia="微软雅黑"/>
                 <w:sz w:val="18"/>
               </w:rPr>
-              <w:t>澳大利亚</w:t>
             </w:r>
           </w:p>
         </w:tc>
@@ -4059,7 +4197,7 @@
                 <w:rFonts w:ascii="微软雅黑" w:hAnsi="微软雅黑" w:eastAsia="微软雅黑"/>
                 <w:sz w:val="18"/>
               </w:rPr>
-              <w:t>0-0</w:t>
+              <w:t>澳大利亚</w:t>
             </w:r>
           </w:p>
         </w:tc>
@@ -4079,15 +4217,29 @@
                 <w:rFonts w:ascii="微软雅黑" w:hAnsi="微软雅黑" w:eastAsia="微软雅黑"/>
                 <w:sz w:val="18"/>
               </w:rPr>
+              <w:t>0-0</w:t>
+            </w:r>
+          </w:p>
+        </w:tc>
+        <w:tc>
+          <w:tcPr>
+            <w:tcW w:type="dxa" w:w="3784"/>
+            <w:shd w:fill="F2F2F2"/>
+            <w:vAlign w:val="center"/>
+          </w:tcPr>
+          <w:p>
+            <w:pPr>
+              <w:jc w:val="center"/>
+            </w:pPr>
+            <w:r/>
+            <w:r>
+              <w:rPr>
+                <w:rFonts w:ascii="微软雅黑" w:hAnsi="微软雅黑" w:eastAsia="微软雅黑"/>
+                <w:sz w:val="18"/>
+              </w:rPr>
               <w:t>闷平锁定晋级</w:t>
             </w:r>
           </w:p>
-        </w:tc>
-        <w:tc>
-          <w:tcPr>
-            <w:tcW w:type="dxa" w:w="3784"/>
-          </w:tcPr>
-          <w:p/>
         </w:tc>
       </w:tr>
       <w:tr>
@@ -6036,7 +6188,6 @@
                 <w:rFonts w:ascii="微软雅黑" w:hAnsi="微软雅黑" w:eastAsia="微软雅黑"/>
                 <w:sz w:val="18"/>
               </w:rPr>
-              <w:t>日本</w:t>
             </w:r>
           </w:p>
         </w:tc>
@@ -6056,7 +6207,7 @@
                 <w:rFonts w:ascii="微软雅黑" w:hAnsi="微软雅黑" w:eastAsia="微软雅黑"/>
                 <w:sz w:val="18"/>
               </w:rPr>
-              <w:t>2-2</w:t>
+              <w:t>日本</w:t>
             </w:r>
           </w:p>
         </w:tc>
@@ -6076,15 +6227,29 @@
                 <w:rFonts w:ascii="微软雅黑" w:hAnsi="微软雅黑" w:eastAsia="微软雅黑"/>
                 <w:sz w:val="18"/>
               </w:rPr>
+              <w:t>2-2</w:t>
+            </w:r>
+          </w:p>
+        </w:tc>
+        <w:tc>
+          <w:tcPr>
+            <w:tcW w:type="dxa" w:w="3784"/>
+            <w:shd w:fill="F2F2F2"/>
+            <w:vAlign w:val="center"/>
+          </w:tcPr>
+          <w:p>
+            <w:pPr>
+              <w:jc w:val="center"/>
+            </w:pPr>
+            <w:r/>
+            <w:r>
+              <w:rPr>
+                <w:rFonts w:ascii="微软雅黑" w:hAnsi="微软雅黑" w:eastAsia="微软雅黑"/>
+                <w:sz w:val="18"/>
+              </w:rPr>
               <w:t>两次领先两次被扳平</w:t>
             </w:r>
           </w:p>
-        </w:tc>
-        <w:tc>
-          <w:tcPr>
-            <w:tcW w:type="dxa" w:w="3784"/>
-          </w:tcPr>
-          <w:p/>
         </w:tc>
       </w:tr>
       <w:tr>
@@ -6103,6 +6268,24 @@
                 <w:rFonts w:ascii="微软雅黑" w:hAnsi="微软雅黑" w:eastAsia="微软雅黑"/>
                 <w:sz w:val="18"/>
               </w:rPr>
+            </w:r>
+          </w:p>
+        </w:tc>
+        <w:tc>
+          <w:tcPr>
+            <w:tcW w:type="dxa" w:w="3784"/>
+            <w:vAlign w:val="center"/>
+          </w:tcPr>
+          <w:p>
+            <w:pPr>
+              <w:jc w:val="center"/>
+            </w:pPr>
+            <w:r/>
+            <w:r>
+              <w:rPr>
+                <w:rFonts w:ascii="微软雅黑" w:hAnsi="微软雅黑" w:eastAsia="微软雅黑"/>
+                <w:sz w:val="18"/>
+              </w:rPr>
               <w:t>瑞典</w:t>
             </w:r>
           </w:p>
@@ -6144,12 +6327,6 @@
               <w:t>小组赛第二场</w:t>
             </w:r>
           </w:p>
-        </w:tc>
-        <w:tc>
-          <w:tcPr>
-            <w:tcW w:type="dxa" w:w="3784"/>
-          </w:tcPr>
-          <w:p/>
         </w:tc>
       </w:tr>
       <w:tr>
@@ -6169,7 +6346,6 @@
                 <w:rFonts w:ascii="微软雅黑" w:hAnsi="微软雅黑" w:eastAsia="微软雅黑"/>
                 <w:sz w:val="18"/>
               </w:rPr>
-              <w:t>突尼斯</w:t>
             </w:r>
           </w:p>
         </w:tc>
@@ -6189,7 +6365,7 @@
                 <w:rFonts w:ascii="微软雅黑" w:hAnsi="微软雅黑" w:eastAsia="微软雅黑"/>
                 <w:sz w:val="18"/>
               </w:rPr>
-              <w:t>胜</w:t>
+              <w:t>突尼斯</w:t>
             </w:r>
           </w:p>
         </w:tc>
@@ -6209,15 +6385,29 @@
                 <w:rFonts w:ascii="微软雅黑" w:hAnsi="微软雅黑" w:eastAsia="微软雅黑"/>
                 <w:sz w:val="18"/>
               </w:rPr>
+              <w:t>胜</w:t>
+            </w:r>
+          </w:p>
+        </w:tc>
+        <w:tc>
+          <w:tcPr>
+            <w:tcW w:type="dxa" w:w="3784"/>
+            <w:shd w:fill="F2F2F2"/>
+            <w:vAlign w:val="center"/>
+          </w:tcPr>
+          <w:p>
+            <w:pPr>
+              <w:jc w:val="center"/>
+            </w:pPr>
+            <w:r/>
+            <w:r>
+              <w:rPr>
+                <w:rFonts w:ascii="微软雅黑" w:hAnsi="微软雅黑" w:eastAsia="微软雅黑"/>
+                <w:sz w:val="18"/>
+              </w:rPr>
               <w:t>小组赛第三场</w:t>
             </w:r>
           </w:p>
-        </w:tc>
-        <w:tc>
-          <w:tcPr>
-            <w:tcW w:type="dxa" w:w="3784"/>
-          </w:tcPr>
-          <w:p/>
         </w:tc>
       </w:tr>
       <w:tr>
@@ -6261,7 +6451,6 @@
                 <w:rFonts w:ascii="微软雅黑" w:hAnsi="微软雅黑" w:eastAsia="微软雅黑"/>
                 <w:sz w:val="18"/>
               </w:rPr>
-              <w:t>巴西</w:t>
             </w:r>
           </w:p>
         </w:tc>
@@ -6281,7 +6470,7 @@
                 <w:rFonts w:ascii="微软雅黑" w:hAnsi="微软雅黑" w:eastAsia="微软雅黑"/>
                 <w:sz w:val="18"/>
               </w:rPr>
-              <w:t>1-1</w:t>
+              <w:t>巴西</w:t>
             </w:r>
           </w:p>
         </w:tc>
@@ -6301,15 +6490,29 @@
                 <w:rFonts w:ascii="微软雅黑" w:hAnsi="微软雅黑" w:eastAsia="微软雅黑"/>
                 <w:sz w:val="18"/>
               </w:rPr>
+              <w:t>1-1</w:t>
+            </w:r>
+          </w:p>
+        </w:tc>
+        <w:tc>
+          <w:tcPr>
+            <w:tcW w:type="dxa" w:w="3784"/>
+            <w:shd w:fill="F2F2F2"/>
+            <w:vAlign w:val="center"/>
+          </w:tcPr>
+          <w:p>
+            <w:pPr>
+              <w:jc w:val="center"/>
+            </w:pPr>
+            <w:r/>
+            <w:r>
+              <w:rPr>
+                <w:rFonts w:ascii="微软雅黑" w:hAnsi="微软雅黑" w:eastAsia="微软雅黑"/>
+                <w:sz w:val="18"/>
+              </w:rPr>
               <w:t>大巴逼平巴西! 防守经典案例</w:t>
             </w:r>
           </w:p>
-        </w:tc>
-        <w:tc>
-          <w:tcPr>
-            <w:tcW w:type="dxa" w:w="3784"/>
-          </w:tcPr>
-          <w:p/>
         </w:tc>
       </w:tr>
       <w:tr>
@@ -6328,6 +6531,24 @@
                 <w:rFonts w:ascii="微软雅黑" w:hAnsi="微软雅黑" w:eastAsia="微软雅黑"/>
                 <w:sz w:val="18"/>
               </w:rPr>
+            </w:r>
+          </w:p>
+        </w:tc>
+        <w:tc>
+          <w:tcPr>
+            <w:tcW w:type="dxa" w:w="3784"/>
+            <w:vAlign w:val="center"/>
+          </w:tcPr>
+          <w:p>
+            <w:pPr>
+              <w:jc w:val="center"/>
+            </w:pPr>
+            <w:r/>
+            <w:r>
+              <w:rPr>
+                <w:rFonts w:ascii="微软雅黑" w:hAnsi="微软雅黑" w:eastAsia="微软雅黑"/>
+                <w:sz w:val="18"/>
+              </w:rPr>
               <w:t>苏格兰</w:t>
             </w:r>
           </w:p>
@@ -6369,12 +6590,6 @@
               <w:t>小胜</w:t>
             </w:r>
           </w:p>
-        </w:tc>
-        <w:tc>
-          <w:tcPr>
-            <w:tcW w:type="dxa" w:w="3784"/>
-          </w:tcPr>
-          <w:p/>
         </w:tc>
       </w:tr>
       <w:tr>
@@ -6394,7 +6609,6 @@
                 <w:rFonts w:ascii="微软雅黑" w:hAnsi="微软雅黑" w:eastAsia="微软雅黑"/>
                 <w:sz w:val="18"/>
               </w:rPr>
-              <w:t>海地</w:t>
             </w:r>
           </w:p>
         </w:tc>
@@ -6414,7 +6628,7 @@
                 <w:rFonts w:ascii="微软雅黑" w:hAnsi="微软雅黑" w:eastAsia="微软雅黑"/>
                 <w:sz w:val="18"/>
               </w:rPr>
-              <w:t>4-2</w:t>
+              <w:t>海地</w:t>
             </w:r>
           </w:p>
         </w:tc>
@@ -6434,15 +6648,29 @@
                 <w:rFonts w:ascii="微软雅黑" w:hAnsi="微软雅黑" w:eastAsia="微软雅黑"/>
                 <w:sz w:val="18"/>
               </w:rPr>
+              <w:t>4-2</w:t>
+            </w:r>
+          </w:p>
+        </w:tc>
+        <w:tc>
+          <w:tcPr>
+            <w:tcW w:type="dxa" w:w="3784"/>
+            <w:shd w:fill="F2F2F2"/>
+            <w:vAlign w:val="center"/>
+          </w:tcPr>
+          <w:p>
+            <w:pPr>
+              <w:jc w:val="center"/>
+            </w:pPr>
+            <w:r/>
+            <w:r>
+              <w:rPr>
+                <w:rFonts w:ascii="微软雅黑" w:hAnsi="微软雅黑" w:eastAsia="微软雅黑"/>
+                <w:sz w:val="18"/>
+              </w:rPr>
               <w:t>放开打攻击力展现, 赛巴里3场3球</w:t>
             </w:r>
           </w:p>
-        </w:tc>
-        <w:tc>
-          <w:tcPr>
-            <w:tcW w:type="dxa" w:w="3784"/>
-          </w:tcPr>
-          <w:p/>
         </w:tc>
       </w:tr>
       <w:tr>

--- a/2026年6月30日_3场预测.docx
+++ b/2026年6月30日_3场预测.docx
@@ -2613,7 +2613,7 @@
                 <w:rFonts w:ascii="微软雅黑" w:hAnsi="微软雅黑" w:eastAsia="微软雅黑"/>
                 <w:sz w:val="18"/>
               </w:rPr>
-              <w:t>未入选</w:t>
+              <w:t>可替补</w:t>
             </w:r>
           </w:p>
         </w:tc>
@@ -2632,7 +2632,7 @@
                 <w:rFonts w:ascii="微软雅黑" w:hAnsi="微软雅黑" w:eastAsia="微软雅黑"/>
                 <w:sz w:val="18"/>
               </w:rPr>
-              <w:t>已非巴西核心</w:t>
+              <w:t>对苏格兰20分钟替补登场, 已非进攻核心</w:t>
             </w:r>
           </w:p>
         </w:tc>
@@ -2765,7 +2765,7 @@
           <w:b w:val="0"/>
           <w:sz w:val="17"/>
         </w:rPr>
-        <w:t>5/5 — 低位防守[对][对] | 速度反击[对][对] | 定位球高点[对] | 前30分钟[对][对] | 被压制不崩盘[对][对]。本届世界杯防守纪律最好的非欧洲球队之一。</w:t>
+        <w:t>5/5 — 低位防守特优 | 速度反击特优 | 定位球高点良好 | 前30分钟特优 | 被压制不崩盘特优。本届世界杯防守纪律最好的非欧洲球队之一。</w:t>
       </w:r>
     </w:p>
     <w:p/>
@@ -5196,7 +5196,7 @@
           <w:b w:val="0"/>
           <w:sz w:val="17"/>
         </w:rPr>
-        <w:t>4/5 — 低位防守[对][对] | 速度反击[对] (仅阿尔米隆一人) | 定位球高点[对] | 前30分钟[对] | 被压制不崩盘[对]。防守纪律好但攻击力太弱是致命短板。</w:t>
+        <w:t>4/5 — 低位防守特优 | 速度反击良好 (仅阿尔米隆一人) | 定位球高点良好 | 前30分钟良好 | 被压制不崩盘良好。防守纪律好但攻击力太弱是致命短板。</w:t>
       </w:r>
     </w:p>
     <w:p/>
@@ -7767,7 +7767,7 @@
           <w:b w:val="0"/>
           <w:sz w:val="17"/>
         </w:rPr>
-        <w:t>5/5 — 低位防守[对][对] (对巴西1-1=大巴经典) | 速度反击[对][对] (阿什拉夫+迪亚斯+赛巴里) | 定位球高点[对][对] | 前30分钟[对][对] | 被压制不崩盘[对][对] (37%控球逼平巴西)。2022四强非偶然。</w:t>
+        <w:t>5/5 — 低位防守特优 (对巴西1-1=大巴经典) | 速度反击特优 (阿什拉夫+迪亚斯+赛巴里) | 定位球高点特优 | 前30分钟特优 | 被压制不崩盘特优 (37%控球逼平巴西)。2022四强非偶然。</w:t>
       </w:r>
     </w:p>
     <w:p/>

--- a/2026年6月30日_3场预测.docx
+++ b/2026年6月30日_3场预测.docx
@@ -731,56 +731,6 @@
           </w:p>
         </w:tc>
       </w:tr>
-      <w:tr>
-        <w:tc>
-          <w:tcPr>
-            <w:tcW w:type="dxa" w:w="1892"/>
-          </w:tcPr>
-          <w:p/>
-        </w:tc>
-        <w:tc>
-          <w:tcPr>
-            <w:tcW w:type="dxa" w:w="1892"/>
-          </w:tcPr>
-          <w:p/>
-        </w:tc>
-        <w:tc>
-          <w:tcPr>
-            <w:tcW w:type="dxa" w:w="1892"/>
-          </w:tcPr>
-          <w:p/>
-        </w:tc>
-        <w:tc>
-          <w:tcPr>
-            <w:tcW w:type="dxa" w:w="1892"/>
-          </w:tcPr>
-          <w:p/>
-        </w:tc>
-        <w:tc>
-          <w:tcPr>
-            <w:tcW w:type="dxa" w:w="1892"/>
-          </w:tcPr>
-          <w:p/>
-        </w:tc>
-        <w:tc>
-          <w:tcPr>
-            <w:tcW w:type="dxa" w:w="1892"/>
-          </w:tcPr>
-          <w:p/>
-        </w:tc>
-        <w:tc>
-          <w:tcPr>
-            <w:tcW w:type="dxa" w:w="1892"/>
-          </w:tcPr>
-          <w:p/>
-        </w:tc>
-        <w:tc>
-          <w:tcPr>
-            <w:tcW w:type="dxa" w:w="1892"/>
-          </w:tcPr>
-          <w:p/>
-        </w:tc>
-      </w:tr>
     </w:tbl>
     <w:p>
       <w:r>
@@ -1747,58 +1697,6 @@
               <w:t>铃木彩艳关键扑救保住第二</w:t>
             </w:r>
           </w:p>
-        </w:tc>
-      </w:tr>
-      <w:tr>
-        <w:tc>
-          <w:tcPr>
-            <w:tcW w:type="dxa" w:w="3784"/>
-          </w:tcPr>
-          <w:p/>
-        </w:tc>
-        <w:tc>
-          <w:tcPr>
-            <w:tcW w:type="dxa" w:w="3784"/>
-          </w:tcPr>
-          <w:p/>
-        </w:tc>
-        <w:tc>
-          <w:tcPr>
-            <w:tcW w:type="dxa" w:w="3784"/>
-          </w:tcPr>
-          <w:p/>
-        </w:tc>
-        <w:tc>
-          <w:tcPr>
-            <w:tcW w:type="dxa" w:w="3784"/>
-          </w:tcPr>
-          <w:p/>
-        </w:tc>
-      </w:tr>
-      <w:tr>
-        <w:tc>
-          <w:tcPr>
-            <w:tcW w:type="dxa" w:w="3784"/>
-          </w:tcPr>
-          <w:p/>
-        </w:tc>
-        <w:tc>
-          <w:tcPr>
-            <w:tcW w:type="dxa" w:w="3784"/>
-          </w:tcPr>
-          <w:p/>
-        </w:tc>
-        <w:tc>
-          <w:tcPr>
-            <w:tcW w:type="dxa" w:w="3784"/>
-          </w:tcPr>
-          <w:p/>
-        </w:tc>
-        <w:tc>
-          <w:tcPr>
-            <w:tcW w:type="dxa" w:w="3784"/>
-          </w:tcPr>
-          <w:p/>
         </w:tc>
       </w:tr>
     </w:tbl>
@@ -2341,26 +2239,6 @@
           </w:p>
         </w:tc>
       </w:tr>
-      <w:tr>
-        <w:tc>
-          <w:tcPr>
-            <w:tcW w:type="dxa" w:w="5046"/>
-          </w:tcPr>
-          <w:p/>
-        </w:tc>
-        <w:tc>
-          <w:tcPr>
-            <w:tcW w:type="dxa" w:w="5046"/>
-          </w:tcPr>
-          <w:p/>
-        </w:tc>
-        <w:tc>
-          <w:tcPr>
-            <w:tcW w:type="dxa" w:w="5046"/>
-          </w:tcPr>
-          <w:p/>
-        </w:tc>
-      </w:tr>
     </w:tbl>
     <w:p/>
     <w:p>
@@ -2717,32 +2595,6 @@
               <w:t>无伤停</w:t>
             </w:r>
           </w:p>
-        </w:tc>
-      </w:tr>
-      <w:tr>
-        <w:tc>
-          <w:tcPr>
-            <w:tcW w:type="dxa" w:w="3784"/>
-          </w:tcPr>
-          <w:p/>
-        </w:tc>
-        <w:tc>
-          <w:tcPr>
-            <w:tcW w:type="dxa" w:w="3784"/>
-          </w:tcPr>
-          <w:p/>
-        </w:tc>
-        <w:tc>
-          <w:tcPr>
-            <w:tcW w:type="dxa" w:w="3784"/>
-          </w:tcPr>
-          <w:p/>
-        </w:tc>
-        <w:tc>
-          <w:tcPr>
-            <w:tcW w:type="dxa" w:w="3784"/>
-          </w:tcPr>
-          <w:p/>
         </w:tc>
       </w:tr>
     </w:tbl>
@@ -4242,58 +4094,6 @@
           </w:p>
         </w:tc>
       </w:tr>
-      <w:tr>
-        <w:tc>
-          <w:tcPr>
-            <w:tcW w:type="dxa" w:w="3784"/>
-          </w:tcPr>
-          <w:p/>
-        </w:tc>
-        <w:tc>
-          <w:tcPr>
-            <w:tcW w:type="dxa" w:w="3784"/>
-          </w:tcPr>
-          <w:p/>
-        </w:tc>
-        <w:tc>
-          <w:tcPr>
-            <w:tcW w:type="dxa" w:w="3784"/>
-          </w:tcPr>
-          <w:p/>
-        </w:tc>
-        <w:tc>
-          <w:tcPr>
-            <w:tcW w:type="dxa" w:w="3784"/>
-          </w:tcPr>
-          <w:p/>
-        </w:tc>
-      </w:tr>
-      <w:tr>
-        <w:tc>
-          <w:tcPr>
-            <w:tcW w:type="dxa" w:w="3784"/>
-          </w:tcPr>
-          <w:p/>
-        </w:tc>
-        <w:tc>
-          <w:tcPr>
-            <w:tcW w:type="dxa" w:w="3784"/>
-          </w:tcPr>
-          <w:p/>
-        </w:tc>
-        <w:tc>
-          <w:tcPr>
-            <w:tcW w:type="dxa" w:w="3784"/>
-          </w:tcPr>
-          <w:p/>
-        </w:tc>
-        <w:tc>
-          <w:tcPr>
-            <w:tcW w:type="dxa" w:w="3784"/>
-          </w:tcPr>
-          <w:p/>
-        </w:tc>
-      </w:tr>
     </w:tbl>
     <w:p>
       <w:r>
@@ -4772,26 +4572,6 @@
           </w:p>
         </w:tc>
       </w:tr>
-      <w:tr>
-        <w:tc>
-          <w:tcPr>
-            <w:tcW w:type="dxa" w:w="5046"/>
-          </w:tcPr>
-          <w:p/>
-        </w:tc>
-        <w:tc>
-          <w:tcPr>
-            <w:tcW w:type="dxa" w:w="5046"/>
-          </w:tcPr>
-          <w:p/>
-        </w:tc>
-        <w:tc>
-          <w:tcPr>
-            <w:tcW w:type="dxa" w:w="5046"/>
-          </w:tcPr>
-          <w:p/>
-        </w:tc>
-      </w:tr>
     </w:tbl>
     <w:p/>
     <w:p>
@@ -5148,32 +4928,6 @@
               <w:t>无重大伤停</w:t>
             </w:r>
           </w:p>
-        </w:tc>
-      </w:tr>
-      <w:tr>
-        <w:tc>
-          <w:tcPr>
-            <w:tcW w:type="dxa" w:w="3784"/>
-          </w:tcPr>
-          <w:p/>
-        </w:tc>
-        <w:tc>
-          <w:tcPr>
-            <w:tcW w:type="dxa" w:w="3784"/>
-          </w:tcPr>
-          <w:p/>
-        </w:tc>
-        <w:tc>
-          <w:tcPr>
-            <w:tcW w:type="dxa" w:w="3784"/>
-          </w:tcPr>
-          <w:p/>
-        </w:tc>
-        <w:tc>
-          <w:tcPr>
-            <w:tcW w:type="dxa" w:w="3784"/>
-          </w:tcPr>
-          <w:p/>
         </w:tc>
       </w:tr>
     </w:tbl>
@@ -6673,58 +6427,6 @@
           </w:p>
         </w:tc>
       </w:tr>
-      <w:tr>
-        <w:tc>
-          <w:tcPr>
-            <w:tcW w:type="dxa" w:w="3784"/>
-          </w:tcPr>
-          <w:p/>
-        </w:tc>
-        <w:tc>
-          <w:tcPr>
-            <w:tcW w:type="dxa" w:w="3784"/>
-          </w:tcPr>
-          <w:p/>
-        </w:tc>
-        <w:tc>
-          <w:tcPr>
-            <w:tcW w:type="dxa" w:w="3784"/>
-          </w:tcPr>
-          <w:p/>
-        </w:tc>
-        <w:tc>
-          <w:tcPr>
-            <w:tcW w:type="dxa" w:w="3784"/>
-          </w:tcPr>
-          <w:p/>
-        </w:tc>
-      </w:tr>
-      <w:tr>
-        <w:tc>
-          <w:tcPr>
-            <w:tcW w:type="dxa" w:w="3784"/>
-          </w:tcPr>
-          <w:p/>
-        </w:tc>
-        <w:tc>
-          <w:tcPr>
-            <w:tcW w:type="dxa" w:w="3784"/>
-          </w:tcPr>
-          <w:p/>
-        </w:tc>
-        <w:tc>
-          <w:tcPr>
-            <w:tcW w:type="dxa" w:w="3784"/>
-          </w:tcPr>
-          <w:p/>
-        </w:tc>
-        <w:tc>
-          <w:tcPr>
-            <w:tcW w:type="dxa" w:w="3784"/>
-          </w:tcPr>
-          <w:p/>
-        </w:tc>
-      </w:tr>
     </w:tbl>
     <w:p>
       <w:r>
@@ -7265,26 +6967,6 @@
           </w:p>
         </w:tc>
       </w:tr>
-      <w:tr>
-        <w:tc>
-          <w:tcPr>
-            <w:tcW w:type="dxa" w:w="5046"/>
-          </w:tcPr>
-          <w:p/>
-        </w:tc>
-        <w:tc>
-          <w:tcPr>
-            <w:tcW w:type="dxa" w:w="5046"/>
-          </w:tcPr>
-          <w:p/>
-        </w:tc>
-        <w:tc>
-          <w:tcPr>
-            <w:tcW w:type="dxa" w:w="5046"/>
-          </w:tcPr>
-          <w:p/>
-        </w:tc>
-      </w:tr>
     </w:tbl>
     <w:p/>
     <w:p>
@@ -7719,32 +7401,6 @@
               <w:t>上轮轮休主力全回</w:t>
             </w:r>
           </w:p>
-        </w:tc>
-      </w:tr>
-      <w:tr>
-        <w:tc>
-          <w:tcPr>
-            <w:tcW w:type="dxa" w:w="3784"/>
-          </w:tcPr>
-          <w:p/>
-        </w:tc>
-        <w:tc>
-          <w:tcPr>
-            <w:tcW w:type="dxa" w:w="3784"/>
-          </w:tcPr>
-          <w:p/>
-        </w:tc>
-        <w:tc>
-          <w:tcPr>
-            <w:tcW w:type="dxa" w:w="3784"/>
-          </w:tcPr>
-          <w:p/>
-        </w:tc>
-        <w:tc>
-          <w:tcPr>
-            <w:tcW w:type="dxa" w:w="3784"/>
-          </w:tcPr>
-          <w:p/>
         </w:tc>
       </w:tr>
     </w:tbl>

--- a/2026年6月30日_3场预测.docx
+++ b/2026年6月30日_3场预测.docx
@@ -1594,7 +1594,7 @@
                 <w:rFonts w:ascii="微软雅黑" w:hAnsi="微软雅黑" w:eastAsia="微软雅黑"/>
                 <w:sz w:val="18"/>
               </w:rPr>
-              <w:t>胜</w:t>
+              <w:t>4-0</w:t>
             </w:r>
           </w:p>
         </w:tc>
@@ -1613,7 +1613,7 @@
                 <w:rFonts w:ascii="微软雅黑" w:hAnsi="微软雅黑" w:eastAsia="微软雅黑"/>
                 <w:sz w:val="18"/>
               </w:rPr>
-              <w:t>小组赛第二场</w:t>
+              <w:t>镰田大地4'闪击+上田绮世梅开二度+伊东纯也</w:t>
             </w:r>
           </w:p>
         </w:tc>
@@ -3911,7 +3911,7 @@
                 <w:rFonts w:ascii="微软雅黑" w:hAnsi="微软雅黑" w:eastAsia="微软雅黑"/>
                 <w:sz w:val="18"/>
               </w:rPr>
-              <w:t>负</w:t>
+              <w:t>1-4</w:t>
             </w:r>
           </w:p>
         </w:tc>
@@ -3931,7 +3931,7 @@
                 <w:rFonts w:ascii="微软雅黑" w:hAnsi="微软雅黑" w:eastAsia="微软雅黑"/>
                 <w:sz w:val="18"/>
               </w:rPr>
-              <w:t>小组赛揭幕战</w:t>
+              <w:t>7分钟乌龙→半场0-3→防线崩溃</w:t>
             </w:r>
           </w:p>
         </w:tc>
@@ -6059,7 +6059,7 @@
                 <w:rFonts w:ascii="微软雅黑" w:hAnsi="微软雅黑" w:eastAsia="微软雅黑"/>
                 <w:sz w:val="18"/>
               </w:rPr>
-              <w:t>胜</w:t>
+              <w:t>5-1</w:t>
             </w:r>
           </w:p>
         </w:tc>
@@ -6078,7 +6078,7 @@
                 <w:rFonts w:ascii="微软雅黑" w:hAnsi="微软雅黑" w:eastAsia="微软雅黑"/>
                 <w:sz w:val="18"/>
               </w:rPr>
-              <w:t>小组赛第二场</w:t>
+              <w:t>哈克波+邓弗里斯主导, 瑞典防线被打穿</w:t>
             </w:r>
           </w:p>
         </w:tc>
@@ -6139,7 +6139,7 @@
                 <w:rFonts w:ascii="微软雅黑" w:hAnsi="微软雅黑" w:eastAsia="微软雅黑"/>
                 <w:sz w:val="18"/>
               </w:rPr>
-              <w:t>胜</w:t>
+              <w:t>3-1</w:t>
             </w:r>
           </w:p>
         </w:tc>
@@ -6159,7 +6159,7 @@
                 <w:rFonts w:ascii="微软雅黑" w:hAnsi="微软雅黑" w:eastAsia="微软雅黑"/>
                 <w:sz w:val="18"/>
               </w:rPr>
-              <w:t>小组赛第三场</w:t>
+              <w:t>布罗比7'破门, 突尼斯仅角球得1分</w:t>
             </w:r>
           </w:p>
         </w:tc>

--- a/2026年6月30日_3场预测.docx
+++ b/2026年6月30日_3场预测.docx
@@ -6922,7 +6922,7 @@
                 <w:rFonts w:ascii="微软雅黑" w:hAnsi="微软雅黑" w:eastAsia="微软雅黑"/>
                 <w:sz w:val="18"/>
               </w:rPr>
-              <w:t>🚨 身价比1.7:1 &lt; 3:1 → 任何结果都可能</w:t>
+              <w:t>[注意] 身价比1.7:1 &lt; 3:1 → 任何结果都可能</w:t>
             </w:r>
           </w:p>
         </w:tc>
@@ -7951,7 +7951,7 @@
           <w:b w:val="0"/>
           <w:sz w:val="18"/>
         </w:rPr>
-        <w:t>巴西/日本胜者 → R16 → 科特迪瓦 vs 挪威 的胜者 → QF → 可能碰德国区</w:t>
+        <w:t>巴西/日本胜者 → R16 → 科特迪瓦 vs 挪威 的胜者 → 八强 → 可能碰德国区</w:t>
       </w:r>
     </w:p>
     <w:p>
@@ -8047,7 +8047,7 @@
                 <w:rFonts w:ascii="微软雅黑" w:hAnsi="微软雅黑" w:eastAsia="微软雅黑"/>
                 <w:sz w:val="18"/>
               </w:rPr>
-              <w:t>巴西方向 → 科特迪瓦/挪威 → QF碰德国区</w:t>
+              <w:t>巴西方向 → 科特迪瓦/挪威 → 八强碰德国区</w:t>
             </w:r>
           </w:p>
         </w:tc>
